--- a/CorporatePortfolio/wwwroot/DavidTurner_Resume.docx
+++ b/CorporatePortfolio/wwwroot/DavidTurner_Resume.docx
@@ -303,6 +303,7 @@
         </w:tabs>
         <w:ind w:left="426"/>
       </w:pPr>
+      <w:bookmarkStart w:id="4" w:name="Experience_1_Details"/>
       <w:r>
         <w:t>Engineered a modular, JSON-based workflow automation engine supporting parallel task execution, notifications, data sync, and conditional logic</w:t>
       </w:r>
@@ -430,6 +431,7 @@
       <w:r>
         <w:t>Delivered robust reverse-engineered solutions to update and stabilize poorly documented legacy applications inherited from former contractors.</w:t>
       </w:r>
+      <w:bookmarkEnd w:id="4"/>
     </w:p>
     <w:p>
       <w:pPr>
@@ -469,7 +471,7 @@
           <w:iCs/>
         </w:rPr>
       </w:pPr>
-      <w:bookmarkStart w:id="4" w:name="Experience_2"/>
+      <w:bookmarkStart w:id="5" w:name="Experience_2"/>
       <w:r>
         <w:rPr>
           <w:i/>
@@ -507,7 +509,7 @@
         </w:rPr>
         <w:t>Jan 2017 – Jan 2018</w:t>
       </w:r>
-      <w:bookmarkEnd w:id="4"/>
+      <w:bookmarkEnd w:id="5"/>
     </w:p>
     <w:p>
       <w:pPr>
@@ -518,6 +520,7 @@
         </w:tabs>
         <w:ind w:left="426"/>
       </w:pPr>
+      <w:bookmarkStart w:id="6" w:name="Experience_2_Details"/>
       <w:r>
         <w:t>Led development of automated notification systems integrated into core applications.</w:t>
       </w:r>
@@ -547,6 +550,7 @@
       <w:r>
         <w:t>Promoted to Tech Lead within 12 months due to performance and leadership.</w:t>
       </w:r>
+      <w:bookmarkEnd w:id="6"/>
     </w:p>
     <w:p>
       <w:pPr>
@@ -577,7 +581,7 @@
           <w:szCs w:val="28"/>
         </w:rPr>
       </w:pPr>
-      <w:bookmarkStart w:id="5" w:name="Experience_3"/>
+      <w:bookmarkStart w:id="7" w:name="Experience_3"/>
       <w:r>
         <w:rPr>
           <w:i/>
@@ -614,7 +618,7 @@
         </w:rPr>
         <w:t>Jan 2017</w:t>
       </w:r>
-      <w:bookmarkEnd w:id="5"/>
+      <w:bookmarkEnd w:id="7"/>
     </w:p>
     <w:p>
       <w:pPr>
@@ -625,6 +629,7 @@
         </w:tabs>
         <w:ind w:left="426"/>
       </w:pPr>
+      <w:bookmarkStart w:id="8" w:name="Experience_3_Details"/>
       <w:r>
         <w:t>Created incremental build and packaging systems in TFS 2013, significantly reducing build time and resource use.</w:t>
       </w:r>
@@ -677,6 +682,7 @@
       <w:r>
         <w:t>Authored numerous PowerShell scripts for deployment, monitoring, user impersonation, and automation.</w:t>
       </w:r>
+      <w:bookmarkEnd w:id="8"/>
     </w:p>
     <w:p>
       <w:r>
@@ -688,7 +694,7 @@
         <w:pStyle w:val="Heading3"/>
         <w:spacing w:before="480"/>
       </w:pPr>
-      <w:bookmarkStart w:id="6" w:name="Experience_4"/>
+      <w:bookmarkStart w:id="9" w:name="Experience_4"/>
       <w:r>
         <w:rPr>
           <w:i/>
@@ -720,7 +726,7 @@
         </w:rPr>
         <w:t>Sep 2011 – Mar 2015</w:t>
       </w:r>
-      <w:bookmarkEnd w:id="6"/>
+      <w:bookmarkEnd w:id="9"/>
     </w:p>
     <w:p>
       <w:pPr>
@@ -730,6 +736,7 @@
         </w:tabs>
         <w:ind w:left="426"/>
       </w:pPr>
+      <w:bookmarkStart w:id="10" w:name="Experience_4_Details"/>
       <w:r>
         <w:t>Built tools for SCCM delivery tracking, GPO management, and software deployment automation.</w:t>
       </w:r>
@@ -757,6 +764,7 @@
       <w:r>
         <w:t>Delivered remote workstation management utilities used bank-wide for IT support and deployment control.</w:t>
       </w:r>
+      <w:bookmarkEnd w:id="10"/>
     </w:p>
     <w:p>
       <w:pPr>
@@ -773,7 +781,7 @@
         <w:pStyle w:val="Heading3"/>
         <w:spacing w:before="480"/>
       </w:pPr>
-      <w:bookmarkStart w:id="7" w:name="Experience_5"/>
+      <w:bookmarkStart w:id="11" w:name="Experience_5"/>
       <w:r>
         <w:rPr>
           <w:i/>
@@ -804,7 +812,7 @@
         </w:rPr>
         <w:t>Mar 2009 – Sep 2011</w:t>
       </w:r>
-      <w:bookmarkEnd w:id="7"/>
+      <w:bookmarkEnd w:id="11"/>
     </w:p>
     <w:p>
       <w:pPr>
@@ -814,6 +822,7 @@
         </w:tabs>
         <w:ind w:left="426"/>
       </w:pPr>
+      <w:bookmarkStart w:id="12" w:name="Experience_5_Details"/>
       <w:r>
         <w:t>Designed a widely adopted all-in-one IT support tool integrating password resets, remote access, AD tools, and internal KBs.</w:t>
       </w:r>
@@ -857,6 +866,7 @@
       <w:r>
         <w:t>Authored data manipulation tools for call tracking and automation of repetitive IT tasks.</w:t>
       </w:r>
+      <w:bookmarkEnd w:id="12"/>
     </w:p>
     <w:p>
       <w:pPr>
@@ -873,7 +883,7 @@
         <w:pStyle w:val="Heading3"/>
         <w:spacing w:before="480"/>
       </w:pPr>
-      <w:bookmarkStart w:id="8" w:name="Experience_6"/>
+      <w:bookmarkStart w:id="13" w:name="Experience_6"/>
       <w:r>
         <w:rPr>
           <w:i/>
@@ -965,7 +975,7 @@
         </w:rPr>
         <w:t>08</w:t>
       </w:r>
-      <w:bookmarkEnd w:id="8"/>
+      <w:bookmarkEnd w:id="13"/>
     </w:p>
     <w:p>
       <w:pPr>
@@ -975,6 +985,7 @@
         </w:tabs>
         <w:ind w:left="426"/>
       </w:pPr>
+      <w:bookmarkStart w:id="14" w:name="Experience_6_Details"/>
       <w:r>
         <w:t>Developed Excel VBA tracking tools for RSA token management.</w:t>
       </w:r>
@@ -1002,6 +1013,7 @@
       <w:r>
         <w:t>Created and configured secure network shares and RSA account.</w:t>
       </w:r>
+      <w:bookmarkEnd w:id="14"/>
     </w:p>
     <w:p>
       <w:pPr>
@@ -1018,7 +1030,7 @@
         <w:spacing w:before="0"/>
         <w:ind w:left="227" w:hanging="227"/>
       </w:pPr>
-      <w:bookmarkStart w:id="9" w:name="Project_1"/>
+      <w:bookmarkStart w:id="15" w:name="Project_1"/>
       <w:r>
         <w:t>Generative AI Chatbot Integration | May 2026</w:t>
       </w:r>
@@ -1243,7 +1255,7 @@
         </w:rPr>
         <w:t>.</w:t>
       </w:r>
-      <w:bookmarkEnd w:id="9"/>
+      <w:bookmarkEnd w:id="15"/>
     </w:p>
     <w:p>
       <w:pPr>

--- a/CorporatePortfolio/wwwroot/DavidTurner_Resume.docx
+++ b/CorporatePortfolio/wwwroot/DavidTurner_Resume.docx
@@ -111,7 +111,7 @@
         <w:t xml:space="preserve">: </w:t>
       </w:r>
       <w:r>
-        <w:t>App Services, Azure SQL, Azure DevOps (YAML Pipelines, CI/CD), AD, Generative AI (Azure AI Vision), Git, NuGet</w:t>
+        <w:t>App Services, Azure SQL, Azure DevOps (YAML Pipelines, CI/CD), AD, Git, NuGet</w:t>
       </w:r>
     </w:p>
     <w:p>
@@ -159,7 +159,13 @@
         <w:t xml:space="preserve">Practices &amp; UI: </w:t>
       </w:r>
       <w:r>
-        <w:t>Agile/Scrum, TDD, SDLC, Code Reviews, Design Patterns, Kendo UI, jQuery, Responsive UI</w:t>
+        <w:t>Agile/Scrum, TDD, SDLC, Code Reviews, Design Patterns,</w:t>
+      </w:r>
+      <w:r>
+        <w:t xml:space="preserve"> Automation,</w:t>
+      </w:r>
+      <w:r>
+        <w:t xml:space="preserve"> Kendo UI, jQuery, Responsive UI</w:t>
       </w:r>
       <w:r>
         <w:t>, Razor, Blazor, Angular 2.0, AngularJS, JavaScript, CSS</w:t>
@@ -237,6 +243,12 @@
           <w:lang w:val="es-ES"/>
         </w:rPr>
         <w:t>ma3.2 LLM, Model Training</w:t>
+      </w:r>
+      <w:r>
+        <w:rPr>
+          <w:lang w:val="es-ES"/>
+        </w:rPr>
+        <w:t>, Generative AI (Azure AI Vision)</w:t>
       </w:r>
       <w:bookmarkEnd w:id="2"/>
     </w:p>

--- a/CorporatePortfolio/wwwroot/DavidTurner_Resume.docx
+++ b/CorporatePortfolio/wwwroot/DavidTurner_Resume.docx
@@ -336,7 +336,7 @@
         <w:ind w:left="426"/>
       </w:pPr>
       <w:r>
-        <w:t>Built ASP.NET Core enterprise-grade web apps from the ground up, integrating authentication, caching, and routing.</w:t>
+        <w:t>Engineered responsive UI enterprise-grade web apps from the ground up using ASP.NET Core MVC and Kendo UI, configuring full-stack authentication, caching, and routing.</w:t>
       </w:r>
     </w:p>
     <w:p>
@@ -1331,16 +1331,11 @@
         <w:t xml:space="preserve"> C.V.I. -</w:t>
       </w:r>
       <w:r>
-        <w:t xml:space="preserve"> Information </w:t>
-      </w:r>
-      <w:proofErr w:type="gramStart"/>
-      <w:r>
-        <w:t>Technology</w:t>
+        <w:t xml:space="preserve"> Information Technology</w:t>
       </w:r>
       <w:r>
         <w:t xml:space="preserve"> :</w:t>
       </w:r>
-      <w:proofErr w:type="gramEnd"/>
       <w:r>
         <w:t xml:space="preserve"> </w:t>
       </w:r>
@@ -2322,7 +2317,6 @@
   <w:style w:type="character" w:default="1" w:styleId="DefaultParagraphFont">
     <w:name w:val="Default Paragraph Font"/>
     <w:uiPriority w:val="1"/>
-    <w:semiHidden/>
     <w:unhideWhenUsed/>
   </w:style>
   <w:style w:type="table" w:default="1" w:styleId="TableNormal">

--- a/CorporatePortfolio/wwwroot/DavidTurner_Resume.docx
+++ b/CorporatePortfolio/wwwroot/DavidTurner_Resume.docx
@@ -43,6 +43,39 @@
         </w:r>
       </w:hyperlink>
       <w:bookmarkEnd w:id="0"/>
+      <w:r>
+        <w:t xml:space="preserve"> | </w:t>
+      </w:r>
+      <w:r>
+        <w:rPr>
+          <w:b/>
+          <w:bCs/>
+        </w:rPr>
+        <w:t>Portfolio:</w:t>
+      </w:r>
+      <w:r>
+        <w:t xml:space="preserve"> </w:t>
+      </w:r>
+      <w:hyperlink r:id="rId7" w:history="1">
+        <w:r>
+          <w:rPr>
+            <w:rStyle w:val="Hyperlink"/>
+          </w:rPr>
+          <w:t>View Cor</w:t>
+        </w:r>
+        <w:r>
+          <w:rPr>
+            <w:rStyle w:val="Hyperlink"/>
+          </w:rPr>
+          <w:t>p</w:t>
+        </w:r>
+        <w:r>
+          <w:rPr>
+            <w:rStyle w:val="Hyperlink"/>
+          </w:rPr>
+          <w:t>orate Portfolio</w:t>
+        </w:r>
+      </w:hyperlink>
     </w:p>
     <w:p/>
     <w:p>
@@ -1331,11 +1364,16 @@
         <w:t xml:space="preserve"> C.V.I. -</w:t>
       </w:r>
       <w:r>
-        <w:t xml:space="preserve"> Information Technology</w:t>
+        <w:t xml:space="preserve"> Information </w:t>
+      </w:r>
+      <w:proofErr w:type="gramStart"/>
+      <w:r>
+        <w:t>Technology</w:t>
       </w:r>
       <w:r>
         <w:t xml:space="preserve"> :</w:t>
       </w:r>
+      <w:proofErr w:type="gramEnd"/>
       <w:r>
         <w:t xml:space="preserve"> </w:t>
       </w:r>
@@ -2317,6 +2355,7 @@
   <w:style w:type="character" w:default="1" w:styleId="DefaultParagraphFont">
     <w:name w:val="Default Paragraph Font"/>
     <w:uiPriority w:val="1"/>
+    <w:semiHidden/>
     <w:unhideWhenUsed/>
   </w:style>
   <w:style w:type="table" w:default="1" w:styleId="TableNormal">
@@ -13114,6 +13153,18 @@
     <w:rPr>
       <w:color w:val="605E5C"/>
       <w:shd w:val="clear" w:color="auto" w:fill="E1DFDD"/>
+    </w:rPr>
+  </w:style>
+  <w:style w:type="character" w:styleId="FollowedHyperlink">
+    <w:name w:val="FollowedHyperlink"/>
+    <w:basedOn w:val="DefaultParagraphFont"/>
+    <w:uiPriority w:val="99"/>
+    <w:semiHidden/>
+    <w:unhideWhenUsed/>
+    <w:rsid w:val="00176BBC"/>
+    <w:rPr>
+      <w:color w:val="800080" w:themeColor="followedHyperlink"/>
+      <w:u w:val="single"/>
     </w:rPr>
   </w:style>
 </w:styles>

--- a/CorporatePortfolio/wwwroot/DavidTurner_Resume.docx
+++ b/CorporatePortfolio/wwwroot/DavidTurner_Resume.docx
@@ -61,21 +61,12 @@
           <w:rPr>
             <w:rStyle w:val="Hyperlink"/>
           </w:rPr>
-          <w:t>View Cor</w:t>
-        </w:r>
-        <w:r>
-          <w:rPr>
-            <w:rStyle w:val="Hyperlink"/>
-          </w:rPr>
-          <w:t>p</w:t>
-        </w:r>
-        <w:r>
-          <w:rPr>
-            <w:rStyle w:val="Hyperlink"/>
-          </w:rPr>
-          <w:t>orate Portfolio</w:t>
+          <w:t>View Corporate Portfolio</w:t>
         </w:r>
       </w:hyperlink>
+      <w:r>
+        <w:t xml:space="preserve"> </w:t>
+      </w:r>
     </w:p>
     <w:p/>
     <w:p>
@@ -120,13 +111,8 @@
         <w:t xml:space="preserve">, SQL, </w:t>
       </w:r>
       <w:r>
-        <w:t xml:space="preserve">TypeScript, ASP.NET Core, MVC, Entity Framework, Angular, </w:t>
+        <w:t>TypeScript, ASP.NET Core, MVC, Entity Framework, Angular, SignalR</w:t>
       </w:r>
-      <w:proofErr w:type="spellStart"/>
-      <w:r>
-        <w:t>SignalR</w:t>
-      </w:r>
-      <w:proofErr w:type="spellEnd"/>
     </w:p>
     <w:p>
       <w:pPr>
@@ -160,23 +146,7 @@
         <w:t xml:space="preserve">Enterprise &amp; Tools: </w:t>
       </w:r>
       <w:r>
-        <w:t xml:space="preserve">SmartSimple CRM, CRM Dynamics, Active Directory, ADFS, SCCM, Visual Studio, Selenium, </w:t>
-      </w:r>
-      <w:proofErr w:type="spellStart"/>
-      <w:r>
-        <w:t>xUnit</w:t>
-      </w:r>
-      <w:proofErr w:type="spellEnd"/>
-      <w:r>
-        <w:t>/</w:t>
-      </w:r>
-      <w:proofErr w:type="spellStart"/>
-      <w:r>
-        <w:t>nUnit</w:t>
-      </w:r>
-      <w:proofErr w:type="spellEnd"/>
-      <w:r>
-        <w:t>, MS Test</w:t>
+        <w:t>SmartSimple CRM, CRM Dynamics, Active Directory, ADFS, SCCM, Visual Studio, Selenium, xUnit/nUnit, MS Test</w:t>
       </w:r>
     </w:p>
     <w:p>
@@ -214,15 +184,7 @@
         <w:ind w:left="426"/>
       </w:pPr>
       <w:r>
-        <w:t xml:space="preserve">Operating Systems: Windows (All Versions), Linux (Ubuntu, Fedora, </w:t>
-      </w:r>
-      <w:proofErr w:type="spellStart"/>
-      <w:r>
-        <w:t>Redhat</w:t>
-      </w:r>
-      <w:proofErr w:type="spellEnd"/>
-      <w:r>
-        <w:t>, Kali)</w:t>
+        <w:t>Operating Systems: Windows (All Versions), Linux (Ubuntu, Fedora, Redhat, Kali)</w:t>
       </w:r>
     </w:p>
     <w:p>
@@ -241,35 +203,7 @@
         <w:rPr>
           <w:lang w:val="es-ES"/>
         </w:rPr>
-        <w:t xml:space="preserve">AI </w:t>
-      </w:r>
-      <w:proofErr w:type="spellStart"/>
-      <w:r>
-        <w:rPr>
-          <w:lang w:val="es-ES"/>
-        </w:rPr>
-        <w:t>Components</w:t>
-      </w:r>
-      <w:proofErr w:type="spellEnd"/>
-      <w:r>
-        <w:rPr>
-          <w:lang w:val="es-ES"/>
-        </w:rPr>
-        <w:t xml:space="preserve">: Ollama, </w:t>
-      </w:r>
-      <w:proofErr w:type="spellStart"/>
-      <w:r>
-        <w:rPr>
-          <w:lang w:val="es-ES"/>
-        </w:rPr>
-        <w:t>Groq</w:t>
-      </w:r>
-      <w:proofErr w:type="spellEnd"/>
-      <w:r>
-        <w:rPr>
-          <w:lang w:val="es-ES"/>
-        </w:rPr>
-        <w:t>, Lla</w:t>
+        <w:t>AI Components: Ollama, Groq, Lla</w:t>
       </w:r>
       <w:r>
         <w:rPr>
@@ -883,19 +817,9 @@
       <w:r>
         <w:t xml:space="preserve">Reverse engineered </w:t>
       </w:r>
-      <w:proofErr w:type="spellStart"/>
       <w:r>
-        <w:t>PsTools</w:t>
+        <w:t>PsTools by Sysinternals</w:t>
       </w:r>
-      <w:proofErr w:type="spellEnd"/>
-      <w:r>
-        <w:t xml:space="preserve"> by </w:t>
-      </w:r>
-      <w:proofErr w:type="spellStart"/>
-      <w:r>
-        <w:t>Sysinternals</w:t>
-      </w:r>
-      <w:proofErr w:type="spellEnd"/>
       <w:r>
         <w:t xml:space="preserve"> to create graphical remote process managers for help desk efficiency.</w:t>
       </w:r>
@@ -1155,7 +1079,6 @@
         </w:rPr>
         <w:t xml:space="preserve">Engineered a modular provider system to toggle between a local </w:t>
       </w:r>
-      <w:proofErr w:type="spellStart"/>
       <w:r>
         <w:rPr>
           <w:b/>
@@ -1164,30 +1087,19 @@
         </w:rPr>
         <w:t>Ollama</w:t>
       </w:r>
-      <w:proofErr w:type="spellEnd"/>
       <w:r>
         <w:rPr>
           <w:lang w:val="en-CA"/>
         </w:rPr>
         <w:t xml:space="preserve"> instance (Llama 3.2) for private development and </w:t>
       </w:r>
-      <w:proofErr w:type="spellStart"/>
       <w:r>
         <w:rPr>
           <w:b/>
           <w:bCs/>
           <w:lang w:val="en-CA"/>
         </w:rPr>
-        <w:t>Groq’s</w:t>
-      </w:r>
-      <w:proofErr w:type="spellEnd"/>
-      <w:r>
-        <w:rPr>
-          <w:b/>
-          <w:bCs/>
-          <w:lang w:val="en-CA"/>
-        </w:rPr>
-        <w:t xml:space="preserve"> LPU</w:t>
+        <w:t>Groq’s LPU</w:t>
       </w:r>
       <w:r>
         <w:rPr>
@@ -1213,7 +1125,6 @@
         </w:rPr>
         <w:t>Implemented real-time streaming responses in C# Razor components using asynchronous iterators (</w:t>
       </w:r>
-      <w:proofErr w:type="spellStart"/>
       <w:r>
         <w:rPr>
           <w:b/>
@@ -1222,7 +1133,6 @@
         </w:rPr>
         <w:t>IAsyncEnumerable</w:t>
       </w:r>
-      <w:proofErr w:type="spellEnd"/>
       <w:r>
         <w:rPr>
           <w:lang w:val="en-CA"/>
@@ -1335,13 +1245,8 @@
         </w:tabs>
         <w:ind w:left="426"/>
       </w:pPr>
-      <w:proofErr w:type="spellStart"/>
       <w:r>
-        <w:t>ProTech</w:t>
-      </w:r>
-      <w:proofErr w:type="spellEnd"/>
-      <w:r>
-        <w:t xml:space="preserve"> Training Services - </w:t>
+        <w:t xml:space="preserve">ProTech Training Services - </w:t>
       </w:r>
       <w:r>
         <w:t>ALM &amp; Microsoft TFS</w:t>
@@ -1355,25 +1260,15 @@
         </w:tabs>
         <w:ind w:left="426"/>
       </w:pPr>
-      <w:proofErr w:type="spellStart"/>
       <w:r>
-        <w:t>Eastdale</w:t>
-      </w:r>
-      <w:proofErr w:type="spellEnd"/>
-      <w:r>
-        <w:t xml:space="preserve"> C.V.I. -</w:t>
+        <w:t>Eastdale C.V.I. -</w:t>
       </w:r>
       <w:r>
-        <w:t xml:space="preserve"> Information </w:t>
-      </w:r>
-      <w:proofErr w:type="gramStart"/>
-      <w:r>
-        <w:t>Technology</w:t>
+        <w:t xml:space="preserve"> Information Technology</w:t>
       </w:r>
       <w:r>
         <w:t xml:space="preserve"> :</w:t>
       </w:r>
-      <w:proofErr w:type="gramEnd"/>
       <w:r>
         <w:t xml:space="preserve"> </w:t>
       </w:r>
